--- a/word_masters/ats_standard.docx
+++ b/word_masters/ats_standard.docx
@@ -8,9 +8,7 @@
       </w:pPr>
       <w:r>
         <w:rPr>
-          <w:rFonts w:ascii="Arial" w:hAnsi="Arial" w:eastAsia="Arial"/>
-          <w:b/>
-          <w:i w:val="0"/>
+          <w:rStyle w:val="CVName"/>
           <w:sz w:val="44"/>
         </w:rPr>
         <w:t>{{ r.name }}</w:t>
@@ -22,8 +20,6 @@
       </w:pPr>
       <w:r>
         <w:rPr>
-          <w:b w:val="0"/>
-          <w:i w:val="0"/>
           <w:sz w:val="2"/>
         </w:rPr>
         <w:t>{%p if r.title %}</w:t>
@@ -35,8 +31,7 @@
       </w:pPr>
       <w:r>
         <w:rPr>
-          <w:b/>
-          <w:i w:val="0"/>
+          <w:rStyle w:val="CVBodyBold"/>
           <w:color w:val="55565A"/>
           <w:sz w:val="22"/>
         </w:rPr>
@@ -49,8 +44,6 @@
       </w:pPr>
       <w:r>
         <w:rPr>
-          <w:b w:val="0"/>
-          <w:i w:val="0"/>
           <w:sz w:val="2"/>
         </w:rPr>
         <w:t>{%p endif %}</w:t>
@@ -62,8 +55,6 @@
       </w:pPr>
       <w:r>
         <w:rPr>
-          <w:b w:val="0"/>
-          <w:i w:val="0"/>
           <w:sz w:val="2"/>
         </w:rPr>
         <w:t>{%p if r.contact_line %}</w:t>
@@ -75,8 +66,6 @@
       </w:pPr>
       <w:r>
         <w:rPr>
-          <w:b w:val="0"/>
-          <w:i w:val="0"/>
           <w:color w:val="55565A"/>
           <w:sz w:val="18"/>
         </w:rPr>
@@ -89,8 +78,6 @@
       </w:pPr>
       <w:r>
         <w:rPr>
-          <w:b w:val="0"/>
-          <w:i w:val="0"/>
           <w:sz w:val="2"/>
         </w:rPr>
         <w:t>{%p endif %}</w:t>
@@ -102,8 +89,6 @@
       </w:pPr>
       <w:r>
         <w:rPr>
-          <w:b w:val="0"/>
-          <w:i w:val="0"/>
           <w:sz w:val="2"/>
         </w:rPr>
         <w:t>{%p if r.summary %}</w:t>
@@ -119,11 +104,8 @@
       </w:pPr>
       <w:r>
         <w:rPr>
-          <w:rFonts w:ascii="Arial" w:hAnsi="Arial" w:eastAsia="Arial"/>
-          <w:b/>
-          <w:i w:val="0"/>
+          <w:rStyle w:val="CVHeading"/>
           <w:caps/>
-          <w:color w:val="000000"/>
           <w:spacing w:val="24"/>
           <w:sz w:val="18"/>
         </w:rPr>
@@ -136,8 +118,6 @@
       </w:pPr>
       <w:r>
         <w:rPr>
-          <w:b w:val="0"/>
-          <w:i w:val="0"/>
           <w:sz w:val="20"/>
         </w:rPr>
         <w:t>{{ r.summary }}</w:t>
@@ -149,8 +129,6 @@
       </w:pPr>
       <w:r>
         <w:rPr>
-          <w:b w:val="0"/>
-          <w:i w:val="0"/>
           <w:sz w:val="2"/>
         </w:rPr>
         <w:t>{%p endif %}</w:t>
@@ -162,8 +140,6 @@
       </w:pPr>
       <w:r>
         <w:rPr>
-          <w:b w:val="0"/>
-          <w:i w:val="0"/>
           <w:sz w:val="2"/>
         </w:rPr>
         <w:t>{%p if r.achievements %}</w:t>
@@ -179,11 +155,8 @@
       </w:pPr>
       <w:r>
         <w:rPr>
-          <w:rFonts w:ascii="Arial" w:hAnsi="Arial" w:eastAsia="Arial"/>
-          <w:b/>
-          <w:i w:val="0"/>
+          <w:rStyle w:val="CVHeading"/>
           <w:caps/>
-          <w:color w:val="000000"/>
           <w:spacing w:val="24"/>
           <w:sz w:val="18"/>
         </w:rPr>
@@ -221,9 +194,7 @@
             </w:pPr>
             <w:r>
               <w:rPr>
-                <w:rFonts w:ascii="Arial" w:hAnsi="Arial"/>
-                <w:b/>
-                <w:color w:val="000000"/>
+                <w:rStyle w:val="CVHeading"/>
                 <w:sz w:val="32"/>
               </w:rPr>
               <w:t>{{ r.achievements[0].metric if r.achievements|length &gt; 0 else "" }}</w:t>
@@ -235,7 +206,6 @@
             </w:pPr>
             <w:r>
               <w:rPr>
-                <w:b w:val="0"/>
                 <w:color w:val="55565A"/>
                 <w:sz w:val="17"/>
               </w:rPr>
@@ -253,9 +223,7 @@
             </w:pPr>
             <w:r>
               <w:rPr>
-                <w:rFonts w:ascii="Arial" w:hAnsi="Arial"/>
-                <w:b/>
-                <w:color w:val="000000"/>
+                <w:rStyle w:val="CVHeading"/>
                 <w:sz w:val="32"/>
               </w:rPr>
               <w:t>{{ r.achievements[1].metric if r.achievements|length &gt; 1 else "" }}</w:t>
@@ -267,7 +235,6 @@
             </w:pPr>
             <w:r>
               <w:rPr>
-                <w:b w:val="0"/>
                 <w:color w:val="55565A"/>
                 <w:sz w:val="17"/>
               </w:rPr>
@@ -285,9 +252,7 @@
             </w:pPr>
             <w:r>
               <w:rPr>
-                <w:rFonts w:ascii="Arial" w:hAnsi="Arial"/>
-                <w:b/>
-                <w:color w:val="000000"/>
+                <w:rStyle w:val="CVHeading"/>
                 <w:sz w:val="32"/>
               </w:rPr>
               <w:t>{{ r.achievements[2].metric if r.achievements|length &gt; 2 else "" }}</w:t>
@@ -299,7 +264,6 @@
             </w:pPr>
             <w:r>
               <w:rPr>
-                <w:b w:val="0"/>
                 <w:color w:val="55565A"/>
                 <w:sz w:val="17"/>
               </w:rPr>
@@ -317,9 +281,7 @@
             </w:pPr>
             <w:r>
               <w:rPr>
-                <w:rFonts w:ascii="Arial" w:hAnsi="Arial"/>
-                <w:b/>
-                <w:color w:val="000000"/>
+                <w:rStyle w:val="CVHeading"/>
                 <w:sz w:val="32"/>
               </w:rPr>
               <w:t>{{ r.achievements[3].metric if r.achievements|length &gt; 3 else "" }}</w:t>
@@ -331,7 +293,6 @@
             </w:pPr>
             <w:r>
               <w:rPr>
-                <w:b w:val="0"/>
                 <w:color w:val="55565A"/>
                 <w:sz w:val="17"/>
               </w:rPr>
@@ -347,8 +308,6 @@
       </w:pPr>
       <w:r>
         <w:rPr>
-          <w:b w:val="0"/>
-          <w:i w:val="0"/>
           <w:sz w:val="2"/>
         </w:rPr>
         <w:t>{%p endif %}</w:t>
@@ -360,8 +319,6 @@
       </w:pPr>
       <w:r>
         <w:rPr>
-          <w:b w:val="0"/>
-          <w:i w:val="0"/>
           <w:sz w:val="2"/>
         </w:rPr>
         <w:t>{%p if r.experience %}</w:t>
@@ -377,11 +334,8 @@
       </w:pPr>
       <w:r>
         <w:rPr>
-          <w:rFonts w:ascii="Arial" w:hAnsi="Arial" w:eastAsia="Arial"/>
-          <w:b/>
-          <w:i w:val="0"/>
+          <w:rStyle w:val="CVHeading"/>
           <w:caps/>
-          <w:color w:val="000000"/>
           <w:spacing w:val="24"/>
           <w:sz w:val="18"/>
         </w:rPr>
@@ -394,8 +348,6 @@
       </w:pPr>
       <w:r>
         <w:rPr>
-          <w:b w:val="0"/>
-          <w:i w:val="0"/>
           <w:sz w:val="2"/>
         </w:rPr>
         <w:t>{%p for job in r.experience %}</w:t>
@@ -408,9 +360,7 @@
       </w:pPr>
       <w:r>
         <w:rPr>
-          <w:rFonts w:ascii="Arial" w:hAnsi="Arial" w:eastAsia="Arial"/>
-          <w:b/>
-          <w:i w:val="0"/>
+          <w:rStyle w:val="CVRole"/>
           <w:sz w:val="22"/>
         </w:rPr>
         <w:t>{{ job.role }}</w:t>
@@ -422,8 +372,6 @@
       </w:pPr>
       <w:r>
         <w:rPr>
-          <w:b w:val="0"/>
-          <w:i w:val="0"/>
           <w:sz w:val="2"/>
         </w:rPr>
         <w:t>{%p if job.company or job.location or job.start or job.end %}</w:t>
@@ -436,8 +384,6 @@
       </w:pPr>
       <w:r>
         <w:rPr>
-          <w:b w:val="0"/>
-          <w:i w:val="0"/>
           <w:color w:val="55565A"/>
           <w:sz w:val="18"/>
         </w:rPr>
@@ -450,8 +396,6 @@
       </w:pPr>
       <w:r>
         <w:rPr>
-          <w:b w:val="0"/>
-          <w:i w:val="0"/>
           <w:sz w:val="2"/>
         </w:rPr>
         <w:t>{%p endif %}</w:t>
@@ -463,8 +407,6 @@
       </w:pPr>
       <w:r>
         <w:rPr>
-          <w:b w:val="0"/>
-          <w:i w:val="0"/>
           <w:sz w:val="2"/>
         </w:rPr>
         <w:t>{%p for b in job.bullets %}</w:t>
@@ -477,8 +419,6 @@
       </w:pPr>
       <w:r>
         <w:rPr>
-          <w:b w:val="0"/>
-          <w:i w:val="0"/>
           <w:sz w:val="20"/>
         </w:rPr>
         <w:t>{{ b }}</w:t>
@@ -490,8 +430,6 @@
       </w:pPr>
       <w:r>
         <w:rPr>
-          <w:b w:val="0"/>
-          <w:i w:val="0"/>
           <w:sz w:val="2"/>
         </w:rPr>
         <w:t>{%p endfor %}</w:t>
@@ -503,8 +441,6 @@
       </w:pPr>
       <w:r>
         <w:rPr>
-          <w:b w:val="0"/>
-          <w:i w:val="0"/>
           <w:sz w:val="2"/>
         </w:rPr>
         <w:t>{%p endfor %}</w:t>
@@ -516,8 +452,6 @@
       </w:pPr>
       <w:r>
         <w:rPr>
-          <w:b w:val="0"/>
-          <w:i w:val="0"/>
           <w:sz w:val="2"/>
         </w:rPr>
         <w:t>{%p endif %}</w:t>
@@ -529,8 +463,6 @@
       </w:pPr>
       <w:r>
         <w:rPr>
-          <w:b w:val="0"/>
-          <w:i w:val="0"/>
           <w:sz w:val="2"/>
         </w:rPr>
         <w:t>{%p if r.skills %}</w:t>
@@ -546,11 +478,8 @@
       </w:pPr>
       <w:r>
         <w:rPr>
-          <w:rFonts w:ascii="Arial" w:hAnsi="Arial" w:eastAsia="Arial"/>
-          <w:b/>
-          <w:i w:val="0"/>
+          <w:rStyle w:val="CVHeading"/>
           <w:caps/>
-          <w:color w:val="000000"/>
           <w:spacing w:val="24"/>
           <w:sz w:val="18"/>
         </w:rPr>
@@ -563,8 +492,6 @@
       </w:pPr>
       <w:r>
         <w:rPr>
-          <w:b w:val="0"/>
-          <w:i w:val="0"/>
           <w:sz w:val="2"/>
         </w:rPr>
         <w:t>{%p for sk in r.skills %}</w:t>
@@ -576,8 +503,6 @@
       </w:pPr>
       <w:r>
         <w:rPr>
-          <w:b w:val="0"/>
-          <w:i w:val="0"/>
           <w:sz w:val="20"/>
         </w:rPr>
         <w:t>{{ sk.name }}{% if sk.level %} — {{ sk.level }}{% endif %}{% if sk.dot_glyphs %}   {{ sk.dot_glyphs }}{% endif %}</w:t>
@@ -589,8 +514,6 @@
       </w:pPr>
       <w:r>
         <w:rPr>
-          <w:b w:val="0"/>
-          <w:i w:val="0"/>
           <w:sz w:val="2"/>
         </w:rPr>
         <w:t>{%p endfor %}</w:t>
@@ -602,8 +525,6 @@
       </w:pPr>
       <w:r>
         <w:rPr>
-          <w:b w:val="0"/>
-          <w:i w:val="0"/>
           <w:sz w:val="2"/>
         </w:rPr>
         <w:t>{%p endif %}</w:t>
@@ -615,8 +536,6 @@
       </w:pPr>
       <w:r>
         <w:rPr>
-          <w:b w:val="0"/>
-          <w:i w:val="0"/>
           <w:sz w:val="2"/>
         </w:rPr>
         <w:t>{%p if r.education %}</w:t>
@@ -632,11 +551,8 @@
       </w:pPr>
       <w:r>
         <w:rPr>
-          <w:rFonts w:ascii="Arial" w:hAnsi="Arial" w:eastAsia="Arial"/>
-          <w:b/>
-          <w:i w:val="0"/>
+          <w:rStyle w:val="CVHeading"/>
           <w:caps/>
-          <w:color w:val="000000"/>
           <w:spacing w:val="24"/>
           <w:sz w:val="18"/>
         </w:rPr>
@@ -649,8 +565,6 @@
       </w:pPr>
       <w:r>
         <w:rPr>
-          <w:b w:val="0"/>
-          <w:i w:val="0"/>
           <w:sz w:val="2"/>
         </w:rPr>
         <w:t>{%p for ed in r.education %}</w:t>
@@ -662,8 +576,6 @@
       </w:pPr>
       <w:r>
         <w:rPr>
-          <w:b w:val="0"/>
-          <w:i w:val="0"/>
           <w:sz w:val="20"/>
         </w:rPr>
         <w:t>{{ ed.degree }}{% if ed.school %} — {{ ed.school }}{% endif %}{% if ed.start or ed.end %}, {{ ed.start }}{% if ed.start and ed.end %} - {% endif %}{{ ed.end }}{% endif %}{% if ed.gpa %} · GPA {{ ed.gpa }}{% endif %}</w:t>
@@ -675,8 +587,6 @@
       </w:pPr>
       <w:r>
         <w:rPr>
-          <w:b w:val="0"/>
-          <w:i w:val="0"/>
           <w:sz w:val="2"/>
         </w:rPr>
         <w:t>{%p endfor %}</w:t>
@@ -688,8 +598,6 @@
       </w:pPr>
       <w:r>
         <w:rPr>
-          <w:b w:val="0"/>
-          <w:i w:val="0"/>
           <w:sz w:val="2"/>
         </w:rPr>
         <w:t>{%p endif %}</w:t>
@@ -701,8 +609,6 @@
       </w:pPr>
       <w:r>
         <w:rPr>
-          <w:b w:val="0"/>
-          <w:i w:val="0"/>
           <w:sz w:val="2"/>
         </w:rPr>
         <w:t>{%p if r.recognition %}</w:t>
@@ -718,11 +624,8 @@
       </w:pPr>
       <w:r>
         <w:rPr>
-          <w:rFonts w:ascii="Arial" w:hAnsi="Arial" w:eastAsia="Arial"/>
-          <w:b/>
-          <w:i w:val="0"/>
+          <w:rStyle w:val="CVHeading"/>
           <w:caps/>
-          <w:color w:val="000000"/>
           <w:spacing w:val="24"/>
           <w:sz w:val="18"/>
         </w:rPr>
@@ -735,8 +638,6 @@
       </w:pPr>
       <w:r>
         <w:rPr>
-          <w:b w:val="0"/>
-          <w:i w:val="0"/>
           <w:sz w:val="2"/>
         </w:rPr>
         <w:t>{%p for rec in r.recognition %}</w:t>
@@ -748,8 +649,6 @@
       </w:pPr>
       <w:r>
         <w:rPr>
-          <w:b w:val="0"/>
-          <w:i w:val="0"/>
           <w:sz w:val="20"/>
         </w:rPr>
         <w:t>{{ rec.title }}{% if rec.detail %} — {{ rec.detail }}{% endif %}</w:t>
@@ -761,8 +660,6 @@
       </w:pPr>
       <w:r>
         <w:rPr>
-          <w:b w:val="0"/>
-          <w:i w:val="0"/>
           <w:sz w:val="2"/>
         </w:rPr>
         <w:t>{%p endfor %}</w:t>
@@ -774,8 +671,6 @@
       </w:pPr>
       <w:r>
         <w:rPr>
-          <w:b w:val="0"/>
-          <w:i w:val="0"/>
           <w:sz w:val="2"/>
         </w:rPr>
         <w:t>{%p endif %}</w:t>
@@ -787,8 +682,6 @@
       </w:pPr>
       <w:r>
         <w:rPr>
-          <w:b w:val="0"/>
-          <w:i w:val="0"/>
           <w:sz w:val="2"/>
         </w:rPr>
         <w:t>{%p if r.tools %}</w:t>
@@ -804,11 +697,8 @@
       </w:pPr>
       <w:r>
         <w:rPr>
-          <w:rFonts w:ascii="Arial" w:hAnsi="Arial" w:eastAsia="Arial"/>
-          <w:b/>
-          <w:i w:val="0"/>
+          <w:rStyle w:val="CVHeading"/>
           <w:caps/>
-          <w:color w:val="000000"/>
           <w:spacing w:val="24"/>
           <w:sz w:val="18"/>
         </w:rPr>
@@ -821,8 +711,6 @@
       </w:pPr>
       <w:r>
         <w:rPr>
-          <w:b w:val="0"/>
-          <w:i w:val="0"/>
           <w:sz w:val="20"/>
         </w:rPr>
         <w:t>{{ r.tools | join("  ·  ") }}</w:t>
@@ -834,8 +722,6 @@
       </w:pPr>
       <w:r>
         <w:rPr>
-          <w:b w:val="0"/>
-          <w:i w:val="0"/>
           <w:sz w:val="2"/>
         </w:rPr>
         <w:t>{%p endif %}</w:t>
@@ -847,8 +733,6 @@
       </w:pPr>
       <w:r>
         <w:rPr>
-          <w:b w:val="0"/>
-          <w:i w:val="0"/>
           <w:sz w:val="2"/>
         </w:rPr>
         <w:t>{%p if r.languages %}</w:t>
@@ -864,11 +748,8 @@
       </w:pPr>
       <w:r>
         <w:rPr>
-          <w:rFonts w:ascii="Arial" w:hAnsi="Arial" w:eastAsia="Arial"/>
-          <w:b/>
-          <w:i w:val="0"/>
+          <w:rStyle w:val="CVHeading"/>
           <w:caps/>
-          <w:color w:val="000000"/>
           <w:spacing w:val="24"/>
           <w:sz w:val="18"/>
         </w:rPr>
@@ -881,8 +762,6 @@
       </w:pPr>
       <w:r>
         <w:rPr>
-          <w:b w:val="0"/>
-          <w:i w:val="0"/>
           <w:sz w:val="2"/>
         </w:rPr>
         <w:t>{%p for lang in r.languages %}</w:t>
@@ -894,8 +773,6 @@
       </w:pPr>
       <w:r>
         <w:rPr>
-          <w:b w:val="0"/>
-          <w:i w:val="0"/>
           <w:sz w:val="20"/>
         </w:rPr>
         <w:t>{{ lang.name }}{% if lang.level %} — {{ lang.level }}{% endif %}{% if lang.dot_glyphs %}   {{ lang.dot_glyphs }}{% endif %}</w:t>
@@ -907,8 +784,6 @@
       </w:pPr>
       <w:r>
         <w:rPr>
-          <w:b w:val="0"/>
-          <w:i w:val="0"/>
           <w:sz w:val="2"/>
         </w:rPr>
         <w:t>{%p endfor %}</w:t>
@@ -920,8 +795,6 @@
       </w:pPr>
       <w:r>
         <w:rPr>
-          <w:b w:val="0"/>
-          <w:i w:val="0"/>
           <w:sz w:val="2"/>
         </w:rPr>
         <w:t>{%p endif %}</w:t>
@@ -12987,6 +12860,46 @@
         <w:shd w:val="clear" w:color="auto" w:fill="FBCAA2" w:themeFill="accent6" w:themeFillTint="7F"/>
       </w:tcPr>
     </w:tblStylePr>
+  </w:style>
+  <w:style w:type="character" w:customStyle="1" w:styleId="CVName">
+    <w:name w:val="CV Name"/>
+    <w:rPr>
+      <w:rFonts w:ascii="Arial" w:hAnsi="Arial" w:eastAsia="Arial" w:cs="Arial"/>
+      <w:b/>
+      <w:bCs/>
+    </w:rPr>
+  </w:style>
+  <w:style w:type="character" w:customStyle="1" w:styleId="CVHeading">
+    <w:name w:val="CV Heading"/>
+    <w:rPr>
+      <w:rFonts w:ascii="Arial" w:hAnsi="Arial" w:eastAsia="Arial" w:cs="Arial"/>
+      <w:b/>
+      <w:bCs/>
+      <w:color w:val="000000"/>
+    </w:rPr>
+  </w:style>
+  <w:style w:type="character" w:customStyle="1" w:styleId="CVRole">
+    <w:name w:val="CV Role"/>
+    <w:rPr>
+      <w:rFonts w:ascii="Arial" w:hAnsi="Arial" w:eastAsia="Arial" w:cs="Arial"/>
+      <w:b/>
+      <w:bCs/>
+    </w:rPr>
+  </w:style>
+  <w:style w:type="character" w:customStyle="1" w:styleId="CVBodyBold">
+    <w:name w:val="CV Body Bold"/>
+    <w:rPr>
+      <w:rFonts w:ascii="Arial" w:hAnsi="Arial" w:eastAsia="Arial" w:cs="Arial"/>
+      <w:b/>
+      <w:bCs/>
+    </w:rPr>
+  </w:style>
+  <w:style w:type="character" w:customStyle="1" w:styleId="CVAccentText">
+    <w:name w:val="CV Accent Text"/>
+    <w:rPr>
+      <w:rFonts w:ascii="Arial" w:hAnsi="Arial" w:eastAsia="Arial" w:cs="Arial"/>
+      <w:color w:val="000000"/>
+    </w:rPr>
   </w:style>
 </w:styles>
 </file>

--- a/word_masters/ats_standard.docx
+++ b/word_masters/ats_standard.docx
@@ -1173,6 +1173,9 @@
     <w:name w:val="Normal"/>
     <w:qFormat/>
     <w:rsid w:val="00FC693F"/>
+    <w:pPr>
+      <w:widowControl/>
+    </w:pPr>
     <w:rPr>
       <w:rFonts w:ascii="Arial" w:hAnsi="Arial" w:eastAsia="Arial" w:cs="Arial"/>
       <w:color w:val="17181A"/>
